--- a/EXPORTS/DOCX/published/niveau1/English/Reporting.docx
+++ b/EXPORTS/DOCX/published/niveau1/English/Reporting.docx
@@ -17,7 +17,7 @@
         <w:autoSpaceDE w:val="0"/>
         <w:widowControl/>
         <w:spacing w:line="720" w:lineRule="exact" w:before="0" w:after="0"/>
-        <w:ind w:left="20" w:right="0" w:firstLine="0"/>
+        <w:ind w:left="10" w:right="0" w:firstLine="0"/>
         <w:jc w:val="left"/>
       </w:pPr>
       <w:r>
@@ -37,7 +37,7 @@
         <w:autoSpaceDE w:val="0"/>
         <w:widowControl/>
         <w:spacing w:line="540" w:lineRule="exact" w:before="214" w:after="0"/>
-        <w:ind w:left="20" w:right="0" w:firstLine="0"/>
+        <w:ind w:left="10" w:right="0" w:firstLine="0"/>
         <w:jc w:val="left"/>
       </w:pPr>
       <w:r>
@@ -57,7 +57,7 @@
         <w:autoSpaceDE w:val="0"/>
         <w:widowControl/>
         <w:spacing w:line="352" w:lineRule="exact" w:before="228" w:after="0"/>
-        <w:ind w:left="20" w:right="0" w:firstLine="0"/>
+        <w:ind w:left="10" w:right="0" w:firstLine="0"/>
         <w:jc w:val="left"/>
       </w:pPr>
       <w:r>
@@ -77,7 +77,7 @@
         <w:autoSpaceDE w:val="0"/>
         <w:widowControl/>
         <w:spacing w:line="538" w:lineRule="exact" w:before="198" w:after="0"/>
-        <w:ind w:left="20" w:right="0" w:firstLine="0"/>
+        <w:ind w:left="10" w:right="0" w:firstLine="0"/>
         <w:jc w:val="left"/>
       </w:pPr>
       <w:r>
@@ -97,7 +97,7 @@
         <w:autoSpaceDE w:val="0"/>
         <w:widowControl/>
         <w:spacing w:line="288" w:lineRule="exact" w:before="294" w:after="0"/>
-        <w:ind w:left="20" w:right="0" w:firstLine="0"/>
+        <w:ind w:left="10" w:right="0" w:firstLine="0"/>
         <w:jc w:val="left"/>
       </w:pPr>
       <w:r>
@@ -147,7 +147,7 @@
         <w:autoSpaceDE w:val="0"/>
         <w:widowControl/>
         <w:spacing w:line="288" w:lineRule="exact" w:before="240" w:after="0"/>
-        <w:ind w:left="20" w:right="288" w:firstLine="0"/>
+        <w:ind w:left="10" w:right="288" w:firstLine="0"/>
         <w:jc w:val="left"/>
       </w:pPr>
       <w:r>
@@ -177,7 +177,7 @@
         <w:autoSpaceDE w:val="0"/>
         <w:widowControl/>
         <w:spacing w:line="288" w:lineRule="exact" w:before="64" w:after="0"/>
-        <w:ind w:left="20" w:right="144" w:firstLine="0"/>
+        <w:ind w:left="10" w:right="144" w:firstLine="0"/>
         <w:jc w:val="left"/>
       </w:pPr>
       <w:r>
@@ -215,7 +215,7 @@
           <w:rFonts w:ascii="Charis SIL Regular" w:hAnsi="Charis SIL Regular" w:eastAsia="Charis SIL Regular"/>
           <w:b w:val="0"/>
           <w:i w:val="0"/>
-          <w:color w:val="0066CC"/>
+          <w:color w:val="0000FF"/>
           <w:sz w:val="24"/>
           <w:u w:val="single"/>
         </w:rPr>
@@ -233,7 +233,7 @@
           <w:rFonts w:ascii="Charis SIL Regular" w:hAnsi="Charis SIL Regular" w:eastAsia="Charis SIL Regular"/>
           <w:b w:val="0"/>
           <w:i w:val="0"/>
-          <w:color w:val="0066CC"/>
+          <w:color w:val="0000FF"/>
           <w:sz w:val="24"/>
           <w:u w:val="single"/>
         </w:rPr>
@@ -244,7 +244,7 @@
           <w:rFonts w:ascii="Charis SIL Regular" w:hAnsi="Charis SIL Regular" w:eastAsia="Charis SIL Regular"/>
           <w:b w:val="0"/>
           <w:i w:val="0"/>
-          <w:color w:val="0066CC"/>
+          <w:color w:val="0000FF"/>
           <w:sz w:val="24"/>
           <w:u w:val="single"/>
         </w:rPr>
@@ -262,7 +262,7 @@
           <w:rFonts w:ascii="Charis SIL Regular" w:hAnsi="Charis SIL Regular" w:eastAsia="Charis SIL Regular"/>
           <w:b w:val="0"/>
           <w:i w:val="0"/>
-          <w:color w:val="0066CC"/>
+          <w:color w:val="0000FF"/>
           <w:sz w:val="24"/>
           <w:u w:val="single"/>
         </w:rPr>
@@ -273,7 +273,7 @@
           <w:rFonts w:ascii="Charis SIL Regular" w:hAnsi="Charis SIL Regular" w:eastAsia="Charis SIL Regular"/>
           <w:b w:val="0"/>
           <w:i w:val="0"/>
-          <w:color w:val="0066CC"/>
+          <w:color w:val="0000FF"/>
           <w:sz w:val="24"/>
           <w:u w:val="single"/>
         </w:rPr>
@@ -291,7 +291,7 @@
           <w:rFonts w:ascii="Charis SIL Regular" w:hAnsi="Charis SIL Regular" w:eastAsia="Charis SIL Regular"/>
           <w:b w:val="0"/>
           <w:i w:val="0"/>
-          <w:color w:val="0066CC"/>
+          <w:color w:val="0000FF"/>
           <w:sz w:val="24"/>
           <w:u w:val="single"/>
         </w:rPr>
@@ -302,7 +302,7 @@
           <w:rFonts w:ascii="Charis SIL Regular" w:hAnsi="Charis SIL Regular" w:eastAsia="Charis SIL Regular"/>
           <w:b w:val="0"/>
           <w:i w:val="0"/>
-          <w:color w:val="0066CC"/>
+          <w:color w:val="0000FF"/>
           <w:sz w:val="24"/>
           <w:u w:val="single"/>
         </w:rPr>
@@ -320,7 +320,7 @@
           <w:rFonts w:ascii="Charis SIL Regular" w:hAnsi="Charis SIL Regular" w:eastAsia="Charis SIL Regular"/>
           <w:b w:val="0"/>
           <w:i w:val="0"/>
-          <w:color w:val="0066CC"/>
+          <w:color w:val="0000FF"/>
           <w:sz w:val="24"/>
           <w:u w:val="single"/>
         </w:rPr>
@@ -331,7 +331,7 @@
           <w:rFonts w:ascii="Charis SIL Regular" w:hAnsi="Charis SIL Regular" w:eastAsia="Charis SIL Regular"/>
           <w:b w:val="0"/>
           <w:i w:val="0"/>
-          <w:color w:val="0066CC"/>
+          <w:color w:val="0000FF"/>
           <w:sz w:val="24"/>
           <w:u w:val="single"/>
         </w:rPr>
@@ -349,7 +349,7 @@
           <w:rFonts w:ascii="Charis SIL Regular" w:hAnsi="Charis SIL Regular" w:eastAsia="Charis SIL Regular"/>
           <w:b w:val="0"/>
           <w:i w:val="0"/>
-          <w:color w:val="0066CC"/>
+          <w:color w:val="0000FF"/>
           <w:sz w:val="24"/>
           <w:u w:val="single"/>
         </w:rPr>
@@ -360,7 +360,7 @@
           <w:rFonts w:ascii="Charis SIL Regular" w:hAnsi="Charis SIL Regular" w:eastAsia="Charis SIL Regular"/>
           <w:b w:val="0"/>
           <w:i w:val="0"/>
-          <w:color w:val="0066CC"/>
+          <w:color w:val="0000FF"/>
           <w:sz w:val="24"/>
           <w:u w:val="single"/>
         </w:rPr>
@@ -378,7 +378,7 @@
           <w:rFonts w:ascii="Charis SIL Regular" w:hAnsi="Charis SIL Regular" w:eastAsia="Charis SIL Regular"/>
           <w:b w:val="0"/>
           <w:i w:val="0"/>
-          <w:color w:val="0066CC"/>
+          <w:color w:val="0000FF"/>
           <w:sz w:val="24"/>
           <w:u w:val="single"/>
         </w:rPr>
@@ -389,7 +389,7 @@
           <w:rFonts w:ascii="Charis SIL Regular" w:hAnsi="Charis SIL Regular" w:eastAsia="Charis SIL Regular"/>
           <w:b w:val="0"/>
           <w:i w:val="0"/>
-          <w:color w:val="0066CC"/>
+          <w:color w:val="0000FF"/>
           <w:sz w:val="24"/>
           <w:u w:val="single"/>
         </w:rPr>
@@ -407,7 +407,7 @@
           <w:rFonts w:ascii="Charis SIL Regular" w:hAnsi="Charis SIL Regular" w:eastAsia="Charis SIL Regular"/>
           <w:b w:val="0"/>
           <w:i w:val="0"/>
-          <w:color w:val="0066CC"/>
+          <w:color w:val="0000FF"/>
           <w:sz w:val="24"/>
           <w:u w:val="single"/>
         </w:rPr>
@@ -418,7 +418,7 @@
           <w:rFonts w:ascii="Charis SIL Regular" w:hAnsi="Charis SIL Regular" w:eastAsia="Charis SIL Regular"/>
           <w:b w:val="0"/>
           <w:i w:val="0"/>
-          <w:color w:val="0066CC"/>
+          <w:color w:val="0000FF"/>
           <w:sz w:val="24"/>
           <w:u w:val="single"/>
         </w:rPr>
@@ -436,7 +436,7 @@
           <w:rFonts w:ascii="Charis SIL Regular" w:hAnsi="Charis SIL Regular" w:eastAsia="Charis SIL Regular"/>
           <w:b w:val="0"/>
           <w:i w:val="0"/>
-          <w:color w:val="0066CC"/>
+          <w:color w:val="0000FF"/>
           <w:sz w:val="24"/>
           <w:u w:val="single"/>
         </w:rPr>
@@ -447,7 +447,7 @@
           <w:rFonts w:ascii="Charis SIL Regular" w:hAnsi="Charis SIL Regular" w:eastAsia="Charis SIL Regular"/>
           <w:b w:val="0"/>
           <w:i w:val="0"/>
-          <w:color w:val="0066CC"/>
+          <w:color w:val="0000FF"/>
           <w:sz w:val="24"/>
           <w:u w:val="single"/>
         </w:rPr>
@@ -477,7 +477,7 @@
         <w:autoSpaceDE w:val="0"/>
         <w:widowControl/>
         <w:spacing w:line="358" w:lineRule="exact" w:before="176" w:after="0"/>
-        <w:ind w:left="20" w:right="0" w:firstLine="0"/>
+        <w:ind w:left="10" w:right="0" w:firstLine="0"/>
         <w:jc w:val="left"/>
       </w:pPr>
       <w:r>
@@ -497,7 +497,7 @@
         <w:autoSpaceDE w:val="0"/>
         <w:widowControl/>
         <w:spacing w:line="288" w:lineRule="exact" w:before="234" w:after="0"/>
-        <w:ind w:left="20" w:right="0" w:firstLine="0"/>
+        <w:ind w:left="10" w:right="0" w:firstLine="0"/>
         <w:jc w:val="left"/>
       </w:pPr>
       <w:r>
@@ -535,7 +535,7 @@
           <w:rFonts w:ascii="Charis SIL Italic" w:hAnsi="Charis SIL Italic" w:eastAsia="Charis SIL Italic"/>
           <w:b w:val="0"/>
           <w:i/>
-          <w:color w:val="0066CC"/>
+          <w:color w:val="0000FF"/>
           <w:sz w:val="24"/>
           <w:u w:val="single"/>
         </w:rPr>
@@ -570,7 +570,7 @@
       </w:r>
       <w:r>
         <w:rPr>
-          <w:u w:val="single" w:color="0066cc"/>
+          <w:u w:val="single" w:color="0000ff"/>
           <w:rFonts w:ascii="Charis SIL Regular" w:hAnsi="Charis SIL Regular" w:eastAsia="Charis SIL Regular"/>
           <w:b w:val="0"/>
           <w:i w:val="0"/>
@@ -611,7 +611,7 @@
           <w:rFonts w:ascii="Charis SIL Regular" w:hAnsi="Charis SIL Regular" w:eastAsia="Charis SIL Regular"/>
           <w:b w:val="0"/>
           <w:i w:val="0"/>
-          <w:color w:val="0066CC"/>
+          <w:color w:val="0000FF"/>
           <w:sz w:val="24"/>
           <w:u w:val="single"/>
         </w:rPr>
@@ -641,7 +641,7 @@
         <w:autoSpaceDE w:val="0"/>
         <w:widowControl/>
         <w:spacing w:line="358" w:lineRule="exact" w:before="176" w:after="0"/>
-        <w:ind w:left="20" w:right="0" w:firstLine="0"/>
+        <w:ind w:left="10" w:right="0" w:firstLine="0"/>
         <w:jc w:val="left"/>
       </w:pPr>
       <w:r>
@@ -661,7 +661,7 @@
         <w:autoSpaceDE w:val="0"/>
         <w:widowControl/>
         <w:spacing w:line="288" w:lineRule="exact" w:before="234" w:after="0"/>
-        <w:ind w:left="20" w:right="0" w:firstLine="0"/>
+        <w:ind w:left="10" w:right="0" w:firstLine="0"/>
         <w:jc w:val="left"/>
       </w:pPr>
       <w:r>
@@ -721,7 +721,7 @@
         <w:autoSpaceDE w:val="0"/>
         <w:widowControl/>
         <w:spacing w:line="288" w:lineRule="exact" w:before="240" w:after="0"/>
-        <w:ind w:left="20" w:right="0" w:firstLine="0"/>
+        <w:ind w:left="10" w:right="0" w:firstLine="0"/>
         <w:jc w:val="left"/>
       </w:pPr>
       <w:r>
@@ -739,7 +739,7 @@
           <w:rFonts w:ascii="Charis SIL Regular" w:hAnsi="Charis SIL Regular" w:eastAsia="Charis SIL Regular"/>
           <w:b w:val="0"/>
           <w:i w:val="0"/>
-          <w:color w:val="0066CC"/>
+          <w:color w:val="0000FF"/>
           <w:sz w:val="24"/>
           <w:u w:val="single"/>
         </w:rPr>
@@ -757,7 +757,7 @@
           <w:rFonts w:ascii="Charis SIL Regular" w:hAnsi="Charis SIL Regular" w:eastAsia="Charis SIL Regular"/>
           <w:b w:val="0"/>
           <w:i w:val="0"/>
-          <w:color w:val="0066CC"/>
+          <w:color w:val="0000FF"/>
           <w:sz w:val="24"/>
           <w:u w:val="single"/>
         </w:rPr>
@@ -768,7 +768,7 @@
           <w:rFonts w:ascii="Charis SIL Regular" w:hAnsi="Charis SIL Regular" w:eastAsia="Charis SIL Regular"/>
           <w:b w:val="0"/>
           <w:i w:val="0"/>
-          <w:color w:val="0066CC"/>
+          <w:color w:val="0000FF"/>
           <w:sz w:val="24"/>
           <w:u w:val="single"/>
         </w:rPr>
@@ -786,7 +786,7 @@
           <w:rFonts w:ascii="Charis SIL Regular" w:hAnsi="Charis SIL Regular" w:eastAsia="Charis SIL Regular"/>
           <w:b w:val="0"/>
           <w:i w:val="0"/>
-          <w:color w:val="0066CC"/>
+          <w:color w:val="0000FF"/>
           <w:sz w:val="24"/>
           <w:u w:val="single"/>
         </w:rPr>
@@ -797,7 +797,7 @@
           <w:rFonts w:ascii="Charis SIL Regular" w:hAnsi="Charis SIL Regular" w:eastAsia="Charis SIL Regular"/>
           <w:b w:val="0"/>
           <w:i w:val="0"/>
-          <w:color w:val="0066CC"/>
+          <w:color w:val="0000FF"/>
           <w:sz w:val="24"/>
           <w:u w:val="single"/>
         </w:rPr>
@@ -815,7 +815,7 @@
           <w:rFonts w:ascii="Charis SIL Regular" w:hAnsi="Charis SIL Regular" w:eastAsia="Charis SIL Regular"/>
           <w:b w:val="0"/>
           <w:i w:val="0"/>
-          <w:color w:val="0066CC"/>
+          <w:color w:val="0000FF"/>
           <w:sz w:val="24"/>
           <w:u w:val="single"/>
         </w:rPr>
@@ -826,7 +826,7 @@
           <w:rFonts w:ascii="Charis SIL Regular" w:hAnsi="Charis SIL Regular" w:eastAsia="Charis SIL Regular"/>
           <w:b w:val="0"/>
           <w:i w:val="0"/>
-          <w:color w:val="0066CC"/>
+          <w:color w:val="0000FF"/>
           <w:sz w:val="24"/>
           <w:u w:val="single"/>
         </w:rPr>
@@ -861,7 +861,7 @@
       </w:r>
       <w:r>
         <w:rPr>
-          <w:u w:val="single" w:color="0066cc"/>
+          <w:u w:val="single" w:color="0000ff"/>
           <w:rFonts w:ascii="Charis SIL Italic" w:hAnsi="Charis SIL Italic" w:eastAsia="Charis SIL Italic"/>
           <w:b w:val="0"/>
           <w:i/>
@@ -879,7 +879,7 @@
       </w:r>
       <w:r>
         <w:rPr>
-          <w:u w:val="single" w:color="0066cc"/>
+          <w:u w:val="single" w:color="0000ff"/>
           <w:rFonts w:ascii="Charis SIL Italic" w:hAnsi="Charis SIL Italic" w:eastAsia="Charis SIL Italic"/>
           <w:b w:val="0"/>
           <w:i/>
@@ -890,7 +890,7 @@
       </w:r>
       <w:r>
         <w:rPr>
-          <w:u w:val="single" w:color="0066cc"/>
+          <w:u w:val="single" w:color="0000ff"/>
           <w:rFonts w:ascii="Charis SIL Italic" w:hAnsi="Charis SIL Italic" w:eastAsia="Charis SIL Italic"/>
           <w:b w:val="0"/>
           <w:i/>
@@ -908,7 +908,7 @@
       </w:r>
       <w:r>
         <w:rPr>
-          <w:u w:val="single" w:color="0066cc"/>
+          <w:u w:val="single" w:color="0000ff"/>
           <w:rFonts w:ascii="Charis SIL Italic" w:hAnsi="Charis SIL Italic" w:eastAsia="Charis SIL Italic"/>
           <w:b w:val="0"/>
           <w:i/>
@@ -926,7 +926,7 @@
       </w:r>
       <w:r>
         <w:rPr>
-          <w:u w:val="single" w:color="0066cc"/>
+          <w:u w:val="single" w:color="0000ff"/>
           <w:rFonts w:ascii="Charis SIL Italic" w:hAnsi="Charis SIL Italic" w:eastAsia="Charis SIL Italic"/>
           <w:b w:val="0"/>
           <w:i/>
@@ -992,7 +992,7 @@
         <w:autoSpaceDE w:val="0"/>
         <w:widowControl/>
         <w:spacing w:line="352" w:lineRule="exact" w:before="176" w:after="0"/>
-        <w:ind w:left="20" w:right="0" w:firstLine="0"/>
+        <w:ind w:left="10" w:right="0" w:firstLine="0"/>
         <w:jc w:val="left"/>
       </w:pPr>
       <w:r>
@@ -1012,7 +1012,7 @@
         <w:autoSpaceDE w:val="0"/>
         <w:widowControl/>
         <w:spacing w:line="358" w:lineRule="exact" w:before="176" w:after="0"/>
-        <w:ind w:left="408" w:right="0" w:firstLine="0"/>
+        <w:ind w:left="398" w:right="0" w:firstLine="0"/>
         <w:jc w:val="left"/>
       </w:pPr>
       <w:r>
@@ -1052,7 +1052,7 @@
         <w:autoSpaceDE w:val="0"/>
         <w:widowControl/>
         <w:spacing w:line="358" w:lineRule="exact" w:before="0" w:after="0"/>
-        <w:ind w:left="408" w:right="0" w:firstLine="0"/>
+        <w:ind w:left="398" w:right="0" w:firstLine="0"/>
         <w:jc w:val="left"/>
       </w:pPr>
       <w:r>
@@ -1092,7 +1092,7 @@
         <w:autoSpaceDE w:val="0"/>
         <w:widowControl/>
         <w:spacing w:line="358" w:lineRule="exact" w:before="0" w:after="0"/>
-        <w:ind w:left="408" w:right="0" w:firstLine="0"/>
+        <w:ind w:left="398" w:right="0" w:firstLine="0"/>
         <w:jc w:val="left"/>
       </w:pPr>
       <w:r>
@@ -1132,7 +1132,7 @@
         <w:autoSpaceDE w:val="0"/>
         <w:widowControl/>
         <w:spacing w:line="358" w:lineRule="exact" w:before="0" w:after="0"/>
-        <w:ind w:left="408" w:right="0" w:firstLine="0"/>
+        <w:ind w:left="398" w:right="0" w:firstLine="0"/>
         <w:jc w:val="left"/>
       </w:pPr>
       <w:r>
@@ -1170,12 +1170,12 @@
       <w:pPr>
         <w:autoSpaceDN w:val="0"/>
         <w:tabs>
-          <w:tab w:pos="620" w:val="left"/>
+          <w:tab w:pos="610" w:val="left"/>
         </w:tabs>
         <w:autoSpaceDE w:val="0"/>
         <w:widowControl/>
         <w:spacing w:line="282" w:lineRule="exact" w:before="76" w:after="0"/>
-        <w:ind w:left="408" w:right="144" w:firstLine="0"/>
+        <w:ind w:left="398" w:right="144" w:firstLine="0"/>
         <w:jc w:val="left"/>
       </w:pPr>
       <w:r>
@@ -1223,7 +1223,7 @@
       <w:pPr>
         <w:sectPr>
           <w:pgSz w:w="11900" w:h="16840"/>
-          <w:pgMar w:top="448" w:right="940" w:bottom="430" w:left="940" w:header="720" w:footer="720" w:gutter="0"/>
+          <w:pgMar w:top="448" w:right="940" w:bottom="430" w:left="950" w:header="720" w:footer="720" w:gutter="0"/>
           <w:cols/>
           <w:docGrid w:linePitch="360"/>
         </w:sectPr>
@@ -1242,12 +1242,12 @@
       <w:pPr>
         <w:autoSpaceDN w:val="0"/>
         <w:tabs>
-          <w:tab w:pos="620" w:val="left"/>
+          <w:tab w:pos="610" w:val="left"/>
         </w:tabs>
         <w:autoSpaceDE w:val="0"/>
         <w:widowControl/>
         <w:spacing w:line="282" w:lineRule="exact" w:before="76" w:after="0"/>
-        <w:ind w:left="408" w:right="144" w:firstLine="0"/>
+        <w:ind w:left="398" w:right="144" w:firstLine="0"/>
         <w:jc w:val="left"/>
       </w:pPr>
       <w:r>
@@ -1295,12 +1295,12 @@
       <w:pPr>
         <w:autoSpaceDN w:val="0"/>
         <w:tabs>
-          <w:tab w:pos="620" w:val="left"/>
+          <w:tab w:pos="610" w:val="left"/>
         </w:tabs>
         <w:autoSpaceDE w:val="0"/>
         <w:widowControl/>
         <w:spacing w:line="282" w:lineRule="exact" w:before="76" w:after="0"/>
-        <w:ind w:left="408" w:right="144" w:firstLine="0"/>
+        <w:ind w:left="398" w:right="144" w:firstLine="0"/>
         <w:jc w:val="left"/>
       </w:pPr>
       <w:r>
@@ -1350,7 +1350,7 @@
         <w:autoSpaceDE w:val="0"/>
         <w:widowControl/>
         <w:spacing w:line="358" w:lineRule="exact" w:before="176" w:after="0"/>
-        <w:ind w:left="20" w:right="0" w:firstLine="0"/>
+        <w:ind w:left="10" w:right="0" w:firstLine="0"/>
         <w:jc w:val="left"/>
       </w:pPr>
       <w:r>
@@ -1370,7 +1370,7 @@
         <w:autoSpaceDE w:val="0"/>
         <w:widowControl/>
         <w:spacing w:line="288" w:lineRule="exact" w:before="234" w:after="0"/>
-        <w:ind w:left="20" w:right="432" w:firstLine="0"/>
+        <w:ind w:left="10" w:right="432" w:firstLine="0"/>
         <w:jc w:val="left"/>
       </w:pPr>
       <w:r>
@@ -1430,7 +1430,7 @@
         <w:autoSpaceDE w:val="0"/>
         <w:widowControl/>
         <w:spacing w:line="358" w:lineRule="exact" w:before="176" w:after="0"/>
-        <w:ind w:left="20" w:right="0" w:firstLine="0"/>
+        <w:ind w:left="10" w:right="0" w:firstLine="0"/>
         <w:jc w:val="left"/>
       </w:pPr>
       <w:r>
@@ -1450,7 +1450,7 @@
         <w:autoSpaceDE w:val="0"/>
         <w:widowControl/>
         <w:spacing w:line="288" w:lineRule="exact" w:before="234" w:after="0"/>
-        <w:ind w:left="20" w:right="144" w:firstLine="0"/>
+        <w:ind w:left="10" w:right="144" w:firstLine="0"/>
         <w:jc w:val="left"/>
       </w:pPr>
       <w:r>
@@ -1540,7 +1540,7 @@
         <w:autoSpaceDE w:val="0"/>
         <w:widowControl/>
         <w:spacing w:line="358" w:lineRule="exact" w:before="176" w:after="0"/>
-        <w:ind w:left="20" w:right="0" w:firstLine="0"/>
+        <w:ind w:left="10" w:right="0" w:firstLine="0"/>
         <w:jc w:val="left"/>
       </w:pPr>
       <w:r>
@@ -1560,7 +1560,7 @@
         <w:autoSpaceDE w:val="0"/>
         <w:widowControl/>
         <w:spacing w:line="288" w:lineRule="exact" w:before="234" w:after="0"/>
-        <w:ind w:left="20" w:right="0" w:firstLine="0"/>
+        <w:ind w:left="10" w:right="0" w:firstLine="0"/>
         <w:jc w:val="left"/>
       </w:pPr>
       <w:r>
@@ -1588,7 +1588,7 @@
           <w:rFonts w:ascii="Charis SIL Regular" w:hAnsi="Charis SIL Regular" w:eastAsia="Charis SIL Regular"/>
           <w:b w:val="0"/>
           <w:i w:val="0"/>
-          <w:color w:val="0066CC"/>
+          <w:color w:val="0000FF"/>
           <w:sz w:val="24"/>
           <w:u w:val="single"/>
         </w:rPr>
@@ -1618,7 +1618,7 @@
         <w:autoSpaceDE w:val="0"/>
         <w:widowControl/>
         <w:spacing w:line="288" w:lineRule="exact" w:before="64" w:after="0"/>
-        <w:ind w:left="20" w:right="864" w:firstLine="0"/>
+        <w:ind w:left="10" w:right="864" w:firstLine="0"/>
         <w:jc w:val="left"/>
       </w:pPr>
       <w:r>
@@ -1675,7 +1675,7 @@
         <w:autoSpaceDE w:val="0"/>
         <w:widowControl/>
         <w:spacing w:line="288" w:lineRule="exact" w:before="240" w:after="0"/>
-        <w:ind w:left="20" w:right="864" w:firstLine="0"/>
+        <w:ind w:left="10" w:right="864" w:firstLine="0"/>
         <w:jc w:val="left"/>
       </w:pPr>
       <w:r>
@@ -1693,7 +1693,7 @@
           <w:rFonts w:ascii="Charis SIL Regular" w:hAnsi="Charis SIL Regular" w:eastAsia="Charis SIL Regular"/>
           <w:b w:val="0"/>
           <w:i w:val="0"/>
-          <w:color w:val="0066CC"/>
+          <w:color w:val="0000FF"/>
           <w:sz w:val="24"/>
           <w:u w:val="single"/>
         </w:rPr>
@@ -1711,7 +1711,7 @@
           <w:rFonts w:ascii="Charis SIL Regular" w:hAnsi="Charis SIL Regular" w:eastAsia="Charis SIL Regular"/>
           <w:b w:val="0"/>
           <w:i w:val="0"/>
-          <w:color w:val="0066CC"/>
+          <w:color w:val="0000FF"/>
           <w:sz w:val="24"/>
           <w:u w:val="single"/>
         </w:rPr>
@@ -1722,7 +1722,7 @@
           <w:rFonts w:ascii="Charis SIL Regular" w:hAnsi="Charis SIL Regular" w:eastAsia="Charis SIL Regular"/>
           <w:b w:val="0"/>
           <w:i w:val="0"/>
-          <w:color w:val="0066CC"/>
+          <w:color w:val="0000FF"/>
           <w:sz w:val="24"/>
           <w:u w:val="single"/>
         </w:rPr>
@@ -1762,7 +1762,7 @@
         <w:autoSpaceDE w:val="0"/>
         <w:widowControl/>
         <w:spacing w:line="538" w:lineRule="exact" w:before="198" w:after="0"/>
-        <w:ind w:left="20" w:right="0" w:firstLine="0"/>
+        <w:ind w:left="10" w:right="0" w:firstLine="0"/>
         <w:jc w:val="left"/>
       </w:pPr>
       <w:r>
@@ -1782,7 +1782,7 @@
         <w:autoSpaceDE w:val="0"/>
         <w:widowControl/>
         <w:spacing w:line="288" w:lineRule="exact" w:before="294" w:after="0"/>
-        <w:ind w:left="408" w:right="7200" w:firstLine="0"/>
+        <w:ind w:left="398" w:right="7200" w:firstLine="0"/>
         <w:jc w:val="left"/>
       </w:pPr>
       <w:r>
@@ -1800,7 +1800,7 @@
           <w:rFonts w:ascii="Charis SIL Regular" w:hAnsi="Charis SIL Regular" w:eastAsia="Charis SIL Regular"/>
           <w:b w:val="0"/>
           <w:i w:val="0"/>
-          <w:color w:val="0066CC"/>
+          <w:color w:val="0000FF"/>
           <w:sz w:val="24"/>
           <w:u w:val="single"/>
         </w:rPr>
@@ -1824,7 +1824,7 @@
           <w:rFonts w:ascii="Charis SIL Regular" w:hAnsi="Charis SIL Regular" w:eastAsia="Charis SIL Regular"/>
           <w:b w:val="0"/>
           <w:i w:val="0"/>
-          <w:color w:val="0066CC"/>
+          <w:color w:val="0000FF"/>
           <w:sz w:val="24"/>
           <w:u w:val="single"/>
         </w:rPr>
@@ -1848,7 +1848,7 @@
           <w:rFonts w:ascii="Charis SIL Regular" w:hAnsi="Charis SIL Regular" w:eastAsia="Charis SIL Regular"/>
           <w:b w:val="0"/>
           <w:i w:val="0"/>
-          <w:color w:val="0066CC"/>
+          <w:color w:val="0000FF"/>
           <w:sz w:val="24"/>
           <w:u w:val="single"/>
         </w:rPr>
@@ -1859,7 +1859,7 @@
           <w:rFonts w:ascii="Charis SIL Regular" w:hAnsi="Charis SIL Regular" w:eastAsia="Charis SIL Regular"/>
           <w:b w:val="0"/>
           <w:i w:val="0"/>
-          <w:color w:val="0066CC"/>
+          <w:color w:val="0000FF"/>
           <w:sz w:val="24"/>
           <w:u w:val="single"/>
         </w:rPr>
@@ -1898,7 +1898,7 @@
     </w:p>
     <w:sectPr>
       <w:pgSz w:w="11900" w:h="16840"/>
-      <w:pgMar w:top="324" w:right="958" w:bottom="1440" w:left="940" w:header="720" w:footer="720" w:gutter="0"/>
+      <w:pgMar w:top="324" w:right="958" w:bottom="1440" w:left="950" w:header="720" w:footer="720" w:gutter="0"/>
       <w:cols/>
       <w:docGrid w:linePitch="360"/>
     </w:sectPr>

--- a/EXPORTS/DOCX/published/niveau1/English/Reporting.docx
+++ b/EXPORTS/DOCX/published/niveau1/English/Reporting.docx
@@ -857,72 +857,7 @@
           <w:color w:val="000000"/>
           <w:sz w:val="24"/>
         </w:rPr>
-        <w:t>Gravestone (Aceh, 16th-18th century), unknown burial site in Lh</w:t>
-      </w:r>
-      <w:r>
-        <w:rPr>
-          <w:u w:val="single" w:color="0000ff"/>
-          <w:rFonts w:ascii="Charis SIL Italic" w:hAnsi="Charis SIL Italic" w:eastAsia="Charis SIL Italic"/>
-          <w:b w:val="0"/>
-          <w:i/>
-          <w:color w:val="000000"/>
-          <w:sz w:val="24"/>
-        </w:rPr>
-        <w:hyperlink r:id="rId12" w:history="1">
-          <w:r>
-            <w:rPr>
-              <w:rStyle w:val="Hyperlink"/>
-            </w:rPr>
-            <w:t>oknga,</w:t>
-          </w:r>
-        </w:hyperlink>
-      </w:r>
-      <w:r>
-        <w:rPr>
-          <w:u w:val="single" w:color="0000ff"/>
-          <w:rFonts w:ascii="Charis SIL Italic" w:hAnsi="Charis SIL Italic" w:eastAsia="Charis SIL Italic"/>
-          <w:b w:val="0"/>
-          <w:i/>
-          <w:color w:val="000000"/>
-          <w:sz w:val="24"/>
-        </w:rPr>
-        <w:t xml:space="preserve"> </w:t>
-      </w:r>
-      <w:r>
-        <w:rPr>
-          <w:u w:val="single" w:color="0000ff"/>
-          <w:rFonts w:ascii="Charis SIL Italic" w:hAnsi="Charis SIL Italic" w:eastAsia="Charis SIL Italic"/>
-          <w:b w:val="0"/>
-          <w:i/>
-          <w:color w:val="000000"/>
-          <w:sz w:val="24"/>
-        </w:rPr>
-        <w:hyperlink r:id="rId12" w:history="1">
-          <w:r>
-            <w:rPr>
-              <w:rStyle w:val="Hyperlink"/>
-            </w:rPr>
-            <w:t>until 190</w:t>
-          </w:r>
-        </w:hyperlink>
-      </w:r>
-      <w:r>
-        <w:rPr>
-          <w:u w:val="single" w:color="0000ff"/>
-          <w:rFonts w:ascii="Charis SIL Italic" w:hAnsi="Charis SIL Italic" w:eastAsia="Charis SIL Italic"/>
-          <w:b w:val="0"/>
-          <w:i/>
-          <w:color w:val="000000"/>
-          <w:sz w:val="24"/>
-        </w:rPr>
-        <w:hyperlink r:id="rId12" w:history="1">
-          <w:r>
-            <w:rPr>
-              <w:rStyle w:val="Hyperlink"/>
-            </w:rPr>
-            <w:t>1; (rem</w:t>
-          </w:r>
-        </w:hyperlink>
+        <w:t>Gravestone (Aceh, 16th-18th century), unknown burial site in Lhoknga, until 1901; (rem</w:t>
       </w:r>
       <w:r>
         <w:rPr>

--- a/EXPORTS/DOCX/published/niveau1/English/Reporting.docx
+++ b/EXPORTS/DOCX/published/niveau1/English/Reporting.docx
@@ -857,7 +857,72 @@
           <w:color w:val="000000"/>
           <w:sz w:val="24"/>
         </w:rPr>
-        <w:t>Gravestone (Aceh, 16th-18th century), unknown burial site in Lhoknga, until 1901; (rem</w:t>
+        <w:t>Gravestone (Aceh, 16th-18th century), unknown burial site in Lh</w:t>
+      </w:r>
+      <w:r>
+        <w:rPr>
+          <w:u w:val="single" w:color="0000ff"/>
+          <w:rFonts w:ascii="Charis SIL Italic" w:hAnsi="Charis SIL Italic" w:eastAsia="Charis SIL Italic"/>
+          <w:b w:val="0"/>
+          <w:i/>
+          <w:color w:val="000000"/>
+          <w:sz w:val="24"/>
+        </w:rPr>
+        <w:hyperlink r:id="rId12" w:history="1">
+          <w:r>
+            <w:rPr>
+              <w:rStyle w:val="Hyperlink"/>
+            </w:rPr>
+            <w:t>oknga,</w:t>
+          </w:r>
+        </w:hyperlink>
+      </w:r>
+      <w:r>
+        <w:rPr>
+          <w:u w:val="single" w:color="0000ff"/>
+          <w:rFonts w:ascii="Charis SIL Italic" w:hAnsi="Charis SIL Italic" w:eastAsia="Charis SIL Italic"/>
+          <w:b w:val="0"/>
+          <w:i/>
+          <w:color w:val="000000"/>
+          <w:sz w:val="24"/>
+        </w:rPr>
+        <w:t xml:space="preserve"> </w:t>
+      </w:r>
+      <w:r>
+        <w:rPr>
+          <w:u w:val="single" w:color="0000ff"/>
+          <w:rFonts w:ascii="Charis SIL Italic" w:hAnsi="Charis SIL Italic" w:eastAsia="Charis SIL Italic"/>
+          <w:b w:val="0"/>
+          <w:i/>
+          <w:color w:val="000000"/>
+          <w:sz w:val="24"/>
+        </w:rPr>
+        <w:hyperlink r:id="rId12" w:history="1">
+          <w:r>
+            <w:rPr>
+              <w:rStyle w:val="Hyperlink"/>
+            </w:rPr>
+            <w:t>until 190</w:t>
+          </w:r>
+        </w:hyperlink>
+      </w:r>
+      <w:r>
+        <w:rPr>
+          <w:u w:val="single" w:color="0000ff"/>
+          <w:rFonts w:ascii="Charis SIL Italic" w:hAnsi="Charis SIL Italic" w:eastAsia="Charis SIL Italic"/>
+          <w:b w:val="0"/>
+          <w:i/>
+          <w:color w:val="000000"/>
+          <w:sz w:val="24"/>
+        </w:rPr>
+        <w:hyperlink r:id="rId12" w:history="1">
+          <w:r>
+            <w:rPr>
+              <w:rStyle w:val="Hyperlink"/>
+            </w:rPr>
+            <w:t>1; (rem</w:t>
+          </w:r>
+        </w:hyperlink>
       </w:r>
       <w:r>
         <w:rPr>

--- a/EXPORTS/DOCX/published/niveau1/English/Reporting.docx
+++ b/EXPORTS/DOCX/published/niveau1/English/Reporting.docx
@@ -857,25 +857,7 @@
           <w:color w:val="000000"/>
           <w:sz w:val="24"/>
         </w:rPr>
-        <w:t>Gravestone (Aceh, 16th-18th century), unknown burial site in Lhoknga, until 190</w:t>
-      </w:r>
-      <w:r>
-        <w:rPr>
-          <w:u w:val="single" w:color="0000ff"/>
-          <w:rFonts w:ascii="Charis SIL Italic" w:hAnsi="Charis SIL Italic" w:eastAsia="Charis SIL Italic"/>
-          <w:b w:val="0"/>
-          <w:i/>
-          <w:color w:val="000000"/>
-          <w:sz w:val="24"/>
-        </w:rPr>
-        <w:hyperlink r:id="rId12" w:history="1">
-          <w:r>
-            <w:rPr>
-              <w:rStyle w:val="Hyperlink"/>
-            </w:rPr>
-            <w:t>1; (rem</w:t>
-          </w:r>
-        </w:hyperlink>
+        <w:t>Gravestone (Aceh, 16th-18th century), unknown burial site in Lhoknga, until 1901; (rem</w:t>
       </w:r>
       <w:r>
         <w:rPr>

--- a/EXPORTS/DOCX/published/niveau1/English/Reporting.docx
+++ b/EXPORTS/DOCX/published/niveau1/English/Reporting.docx
@@ -857,7 +857,25 @@
           <w:color w:val="000000"/>
           <w:sz w:val="24"/>
         </w:rPr>
-        <w:t>Gravestone (Aceh, 16th-18th century), unknown burial site in Lhoknga, until 1901; (rem</w:t>
+        <w:t>Gravestone (Aceh, 16th-18th century), unknown burial site in Lhoknga, until 190</w:t>
+      </w:r>
+      <w:r>
+        <w:rPr>
+          <w:u w:val="single" w:color="0000ff"/>
+          <w:rFonts w:ascii="Charis SIL Italic" w:hAnsi="Charis SIL Italic" w:eastAsia="Charis SIL Italic"/>
+          <w:b w:val="0"/>
+          <w:i/>
+          <w:color w:val="000000"/>
+          <w:sz w:val="24"/>
+        </w:rPr>
+        <w:hyperlink r:id="rId12" w:history="1">
+          <w:r>
+            <w:rPr>
+              <w:rStyle w:val="Hyperlink"/>
+            </w:rPr>
+            <w:t>1; (rem</w:t>
+          </w:r>
+        </w:hyperlink>
       </w:r>
       <w:r>
         <w:rPr>
